--- a/supabase/functions/_shared/group-doc-templates/goreltech/group-package/v1/templates/schedule.docx
+++ b/supabase/functions/_shared/group-doc-templates/goreltech/group-package/v1/templates/schedule.docx
@@ -459,7 +459,53 @@
           <w:bCs/>
           <w:color w:val="000000"/>
         </w:rPr>
-        <w:t>Преподаватели [[INSTRUCTOR_SHORT]] __________________________ Подпись __________________________</w:t>
+        <w:t>Преподаватель 1 [[INSTRUCTOR_1_SHORT]] __________________________ Подпись __________________________</w:t>
+      </w:r>
+      <w:r>
+        <w:rPr>
+          <w:rFonts w:asciiTheme="majorHAnsi" w:hAnsiTheme="majorHAnsi"/>
+          <w:bCs/>
+          <w:color w:val="000000"/>
+        </w:rPr>
+        <w:t xml:space="preserve"/>
+      </w:r>
+      <w:r>
+        <w:rPr>
+          <w:rFonts w:asciiTheme="majorHAnsi" w:hAnsiTheme="majorHAnsi"/>
+          <w:bCs/>
+          <w:color w:val="000000"/>
+        </w:rPr>
+        <w:t xml:space="preserve"/>
+      </w:r>
+      <w:r>
+        <w:rPr>
+          <w:rFonts w:asciiTheme="majorHAnsi" w:hAnsiTheme="majorHAnsi"/>
+          <w:bCs/>
+          <w:color w:val="000000"/>
+        </w:rPr>
+        <w:br/>
+      </w:r>
+    </w:p>
+    <w:p>
+      <w:pPr>
+        <w:autoSpaceDE w:val="0"/>
+        <w:autoSpaceDN w:val="0"/>
+        <w:adjustRightInd w:val="0"/>
+        <w:ind w:right="-1"/>
+        <w:jc w:val="center"/>
+        <w:rPr>
+          <w:rFonts w:asciiTheme="majorHAnsi" w:hAnsiTheme="majorHAnsi"/>
+          <w:bCs/>
+          <w:color w:val="000000"/>
+        </w:rPr>
+      </w:pPr>
+      <w:r>
+        <w:rPr>
+          <w:rFonts w:asciiTheme="majorHAnsi" w:hAnsiTheme="majorHAnsi"/>
+          <w:bCs/>
+          <w:color w:val="000000"/>
+        </w:rPr>
+        <w:t>Преподаватель 2 [[INSTRUCTOR_2_SHORT]] __________________________ Подпись __________________________</w:t>
       </w:r>
       <w:r>
         <w:rPr>
@@ -521,7 +567,7 @@
         <w:rPr>
           <w:b/>
         </w:rPr>
-        <w:t xml:space="preserve">Генеральный директор [[ORG_DIRECTOR_SHORT]] __________________________________________</w:t>
+        <w:t xml:space="preserve">[[SIGNATORY_POSITION]] [[SIGNATORY_SHORT]] __________________________________________</w:t>
       </w:r>
       <w:r>
         <w:rPr>
